--- a/tests/OperationMaps.Tests/TestData/Forms/Form4.docx
+++ b/tests/OperationMaps.Tests/TestData/Forms/Form4.docx
@@ -869,15 +869,13 @@
                 <w:szCs w:val="24"/>
               </w:rPr>
             </w:pPr>
-            <w:proofErr w:type="gramStart"/>
-            <w:r>
-              <w:rPr>
-                <w:sz w:val="24"/>
-                <w:szCs w:val="24"/>
-              </w:rPr>
-              <w:t xml:space="preserve">Условия  эксплуатации  в  аппаратуре</w:t>
-            </w:r>
-            <w:proofErr w:type="gramEnd"/>
+            <w:r>
+              <w:rPr>
+                <w:sz w:val="24"/>
+                <w:szCs w:val="24"/>
+              </w:rPr>
+              <w:t>Условия эксплуатации в аппаратуре</w:t>
+            </w:r>
           </w:p>
         </w:tc>
         <w:tc>
@@ -901,6 +899,9 @@
                 <w:highlight w:val="magenta"/>
               </w:rPr>
             </w:pPr>
+            <w:r>
+              <w:t xml:space="preserve">1</w:t>
+            </w:r>
           </w:p>
         </w:tc>
         <w:tc>
@@ -1182,6 +1183,9 @@
                 <w:lang w:val="en-US"/>
               </w:rPr>
             </w:pPr>
+            <w:r>
+              <w:t xml:space="preserve">2</w:t>
+            </w:r>
           </w:p>
         </w:tc>
         <w:tc>
@@ -1441,6 +1445,9 @@
                 <w:highlight w:val="magenta"/>
               </w:rPr>
             </w:pPr>
+            <w:r>
+              <w:t xml:space="preserve">3</w:t>
+            </w:r>
           </w:p>
         </w:tc>
         <w:tc>
@@ -1490,10 +1497,8 @@
                 <w:sz w:val="24"/>
                 <w:szCs w:val="24"/>
               </w:rPr>
-              <w:t xml:space="preserve">показатель сохраняемости,  лет</w:t>
-            </w:r>
-            <w:proofErr w:type="gramStart"/>
-            <w:proofErr w:type="gramEnd"/>
+              <w:t>показатель сохраняемости, лет</w:t>
+            </w:r>
           </w:p>
         </w:tc>
         <w:tc>
@@ -1712,6 +1717,9 @@
                 <w:lang w:val="en-US"/>
               </w:rPr>
             </w:pPr>
+            <w:r>
+              <w:t xml:space="preserve">4</w:t>
+            </w:r>
           </w:p>
         </w:tc>
         <w:tc>
@@ -1999,6 +2007,9 @@
                 <w:highlight w:val="magenta"/>
               </w:rPr>
             </w:pPr>
+            <w:r>
+              <w:t xml:space="preserve">5</w:t>
+            </w:r>
           </w:p>
         </w:tc>
         <w:tc>
@@ -2264,6 +2275,9 @@
                 <w:highlight w:val="magenta"/>
               </w:rPr>
             </w:pPr>
+            <w:r>
+              <w:t xml:space="preserve">6</w:t>
+            </w:r>
           </w:p>
         </w:tc>
         <w:tc>
@@ -2530,6 +2544,9 @@
                 <w:highlight w:val="magenta"/>
               </w:rPr>
             </w:pPr>
+            <w:r>
+              <w:t xml:space="preserve">7</w:t>
+            </w:r>
           </w:p>
         </w:tc>
         <w:tc>
@@ -2579,10 +2596,8 @@
                 <w:sz w:val="24"/>
                 <w:szCs w:val="24"/>
               </w:rPr>
-              <w:t xml:space="preserve">давление окр. среды</w:t>
-            </w:r>
-            <w:proofErr w:type="spellStart"/>
-            <w:proofErr w:type="spellEnd"/>
+              <w:t>давление окр. среды</w:t>
+            </w:r>
           </w:p>
         </w:tc>
         <w:tc>
@@ -2796,6 +2811,9 @@
                 <w:highlight w:val="magenta"/>
               </w:rPr>
             </w:pPr>
+            <w:r>
+              <w:t xml:space="preserve">8</w:t>
+            </w:r>
           </w:p>
         </w:tc>
         <w:tc>
@@ -3057,6 +3075,9 @@
                 <w:highlight w:val="magenta"/>
               </w:rPr>
             </w:pPr>
+            <w:r>
+              <w:t xml:space="preserve">9</w:t>
+            </w:r>
           </w:p>
         </w:tc>
         <w:tc>
@@ -3330,6 +3351,9 @@
                 <w:highlight w:val="magenta"/>
               </w:rPr>
             </w:pPr>
+            <w:r>
+              <w:t xml:space="preserve">10</w:t>
+            </w:r>
           </w:p>
         </w:tc>
         <w:tc>
@@ -3590,6 +3614,9 @@
                 <w:highlight w:val="magenta"/>
               </w:rPr>
             </w:pPr>
+            <w:r>
+              <w:t xml:space="preserve">11</w:t>
+            </w:r>
           </w:p>
         </w:tc>
         <w:tc>
@@ -3859,6 +3886,9 @@
                 <w:lang w:val="en-US"/>
               </w:rPr>
             </w:pPr>
+            <w:r>
+              <w:t xml:space="preserve">12</w:t>
+            </w:r>
           </w:p>
         </w:tc>
         <w:tc>
@@ -5432,15 +5462,13 @@
                 <w:szCs w:val="24"/>
               </w:rPr>
             </w:pPr>
-            <w:proofErr w:type="gramStart"/>
-            <w:r>
-              <w:rPr>
-                <w:sz w:val="24"/>
-                <w:szCs w:val="24"/>
-              </w:rPr>
-              <w:t xml:space="preserve">Условия  эксплуатации  в  аппаратуре</w:t>
-            </w:r>
-            <w:proofErr w:type="gramEnd"/>
+            <w:r>
+              <w:rPr>
+                <w:sz w:val="24"/>
+                <w:szCs w:val="24"/>
+              </w:rPr>
+              <w:t>Условия эксплуатации в аппаратуре</w:t>
+            </w:r>
           </w:p>
         </w:tc>
         <w:tc>
@@ -5464,6 +5492,9 @@
                 <w:highlight w:val="magenta"/>
               </w:rPr>
             </w:pPr>
+            <w:r>
+              <w:t xml:space="preserve">1</w:t>
+            </w:r>
           </w:p>
         </w:tc>
         <w:tc>
@@ -5745,6 +5776,9 @@
                 <w:lang w:val="en-US"/>
               </w:rPr>
             </w:pPr>
+            <w:r>
+              <w:t xml:space="preserve">2</w:t>
+            </w:r>
           </w:p>
         </w:tc>
         <w:tc>
@@ -6004,6 +6038,9 @@
                 <w:highlight w:val="magenta"/>
               </w:rPr>
             </w:pPr>
+            <w:r>
+              <w:t xml:space="preserve">3</w:t>
+            </w:r>
           </w:p>
         </w:tc>
         <w:tc>
@@ -6053,10 +6090,8 @@
                 <w:sz w:val="24"/>
                 <w:szCs w:val="24"/>
               </w:rPr>
-              <w:t xml:space="preserve">показатель сохраняемости,  лет</w:t>
-            </w:r>
-            <w:proofErr w:type="gramStart"/>
-            <w:proofErr w:type="gramEnd"/>
+              <w:t>показатель сохраняемости, лет</w:t>
+            </w:r>
           </w:p>
         </w:tc>
         <w:tc>
@@ -6275,6 +6310,9 @@
                 <w:lang w:val="en-US"/>
               </w:rPr>
             </w:pPr>
+            <w:r>
+              <w:t xml:space="preserve">4</w:t>
+            </w:r>
           </w:p>
         </w:tc>
         <w:tc>
@@ -6562,6 +6600,9 @@
                 <w:highlight w:val="magenta"/>
               </w:rPr>
             </w:pPr>
+            <w:r>
+              <w:t xml:space="preserve">5</w:t>
+            </w:r>
           </w:p>
         </w:tc>
         <w:tc>
@@ -6827,6 +6868,9 @@
                 <w:highlight w:val="magenta"/>
               </w:rPr>
             </w:pPr>
+            <w:r>
+              <w:t xml:space="preserve">6</w:t>
+            </w:r>
           </w:p>
         </w:tc>
         <w:tc>
@@ -7093,6 +7137,9 @@
                 <w:highlight w:val="magenta"/>
               </w:rPr>
             </w:pPr>
+            <w:r>
+              <w:t xml:space="preserve">7</w:t>
+            </w:r>
           </w:p>
         </w:tc>
         <w:tc>
@@ -7142,10 +7189,8 @@
                 <w:sz w:val="24"/>
                 <w:szCs w:val="24"/>
               </w:rPr>
-              <w:t xml:space="preserve">давление окр. среды</w:t>
-            </w:r>
-            <w:proofErr w:type="spellStart"/>
-            <w:proofErr w:type="spellEnd"/>
+              <w:t>давление окр. среды</w:t>
+            </w:r>
           </w:p>
         </w:tc>
         <w:tc>
@@ -7359,6 +7404,9 @@
                 <w:highlight w:val="magenta"/>
               </w:rPr>
             </w:pPr>
+            <w:r>
+              <w:t xml:space="preserve">8</w:t>
+            </w:r>
           </w:p>
         </w:tc>
         <w:tc>
@@ -7620,6 +7668,9 @@
                 <w:highlight w:val="magenta"/>
               </w:rPr>
             </w:pPr>
+            <w:r>
+              <w:t xml:space="preserve">9</w:t>
+            </w:r>
           </w:p>
         </w:tc>
         <w:tc>
@@ -7893,6 +7944,9 @@
                 <w:highlight w:val="magenta"/>
               </w:rPr>
             </w:pPr>
+            <w:r>
+              <w:t xml:space="preserve">10</w:t>
+            </w:r>
           </w:p>
         </w:tc>
         <w:tc>
@@ -8153,6 +8207,9 @@
                 <w:highlight w:val="magenta"/>
               </w:rPr>
             </w:pPr>
+            <w:r>
+              <w:t xml:space="preserve">11</w:t>
+            </w:r>
           </w:p>
         </w:tc>
         <w:tc>
@@ -8422,6 +8479,9 @@
                 <w:lang w:val="en-US"/>
               </w:rPr>
             </w:pPr>
+            <w:r>
+              <w:t xml:space="preserve">12</w:t>
+            </w:r>
           </w:p>
         </w:tc>
         <w:tc>
@@ -9995,15 +10055,13 @@
                 <w:szCs w:val="24"/>
               </w:rPr>
             </w:pPr>
-            <w:proofErr w:type="gramStart"/>
-            <w:r>
-              <w:rPr>
-                <w:sz w:val="24"/>
-                <w:szCs w:val="24"/>
-              </w:rPr>
-              <w:t xml:space="preserve">Условия  эксплуатации  в  аппаратуре</w:t>
-            </w:r>
-            <w:proofErr w:type="gramEnd"/>
+            <w:r>
+              <w:rPr>
+                <w:sz w:val="24"/>
+                <w:szCs w:val="24"/>
+              </w:rPr>
+              <w:t>Условия эксплуатации в аппаратуре</w:t>
+            </w:r>
           </w:p>
         </w:tc>
         <w:tc>
@@ -10027,6 +10085,9 @@
                 <w:highlight w:val="magenta"/>
               </w:rPr>
             </w:pPr>
+            <w:r>
+              <w:t xml:space="preserve">1</w:t>
+            </w:r>
           </w:p>
         </w:tc>
         <w:tc>
@@ -10308,6 +10369,9 @@
                 <w:lang w:val="en-US"/>
               </w:rPr>
             </w:pPr>
+            <w:r>
+              <w:t xml:space="preserve">2</w:t>
+            </w:r>
           </w:p>
         </w:tc>
         <w:tc>
@@ -10567,6 +10631,9 @@
                 <w:highlight w:val="magenta"/>
               </w:rPr>
             </w:pPr>
+            <w:r>
+              <w:t xml:space="preserve">3</w:t>
+            </w:r>
           </w:p>
         </w:tc>
         <w:tc>
@@ -10616,10 +10683,8 @@
                 <w:sz w:val="24"/>
                 <w:szCs w:val="24"/>
               </w:rPr>
-              <w:t xml:space="preserve">показатель сохраняемости,  лет</w:t>
-            </w:r>
-            <w:proofErr w:type="gramStart"/>
-            <w:proofErr w:type="gramEnd"/>
+              <w:t>показатель сохраняемости, лет</w:t>
+            </w:r>
           </w:p>
         </w:tc>
         <w:tc>
@@ -10838,6 +10903,9 @@
                 <w:lang w:val="en-US"/>
               </w:rPr>
             </w:pPr>
+            <w:r>
+              <w:t xml:space="preserve">4</w:t>
+            </w:r>
           </w:p>
         </w:tc>
         <w:tc>
@@ -11125,6 +11193,9 @@
                 <w:highlight w:val="magenta"/>
               </w:rPr>
             </w:pPr>
+            <w:r>
+              <w:t xml:space="preserve">5</w:t>
+            </w:r>
           </w:p>
         </w:tc>
         <w:tc>
@@ -11390,6 +11461,9 @@
                 <w:highlight w:val="magenta"/>
               </w:rPr>
             </w:pPr>
+            <w:r>
+              <w:t xml:space="preserve">6</w:t>
+            </w:r>
           </w:p>
         </w:tc>
         <w:tc>
@@ -11656,6 +11730,9 @@
                 <w:highlight w:val="magenta"/>
               </w:rPr>
             </w:pPr>
+            <w:r>
+              <w:t xml:space="preserve">7</w:t>
+            </w:r>
           </w:p>
         </w:tc>
         <w:tc>
@@ -11705,10 +11782,8 @@
                 <w:sz w:val="24"/>
                 <w:szCs w:val="24"/>
               </w:rPr>
-              <w:t xml:space="preserve">давление окр. среды</w:t>
-            </w:r>
-            <w:proofErr w:type="spellStart"/>
-            <w:proofErr w:type="spellEnd"/>
+              <w:t>давление окр. среды</w:t>
+            </w:r>
           </w:p>
         </w:tc>
         <w:tc>
@@ -11922,6 +11997,9 @@
                 <w:highlight w:val="magenta"/>
               </w:rPr>
             </w:pPr>
+            <w:r>
+              <w:t xml:space="preserve">8</w:t>
+            </w:r>
           </w:p>
         </w:tc>
         <w:tc>
@@ -12183,6 +12261,9 @@
                 <w:highlight w:val="magenta"/>
               </w:rPr>
             </w:pPr>
+            <w:r>
+              <w:t xml:space="preserve">9</w:t>
+            </w:r>
           </w:p>
         </w:tc>
         <w:tc>
@@ -12456,6 +12537,9 @@
                 <w:highlight w:val="magenta"/>
               </w:rPr>
             </w:pPr>
+            <w:r>
+              <w:t xml:space="preserve">10</w:t>
+            </w:r>
           </w:p>
         </w:tc>
         <w:tc>
@@ -12716,6 +12800,9 @@
                 <w:highlight w:val="magenta"/>
               </w:rPr>
             </w:pPr>
+            <w:r>
+              <w:t xml:space="preserve">11</w:t>
+            </w:r>
           </w:p>
         </w:tc>
         <w:tc>
@@ -12985,6 +13072,9 @@
                 <w:lang w:val="en-US"/>
               </w:rPr>
             </w:pPr>
+            <w:r>
+              <w:t xml:space="preserve">12</w:t>
+            </w:r>
           </w:p>
         </w:tc>
         <w:tc>
@@ -14513,15 +14603,13 @@
                 <w:szCs w:val="24"/>
               </w:rPr>
             </w:pPr>
-            <w:proofErr w:type="gramStart"/>
-            <w:r>
-              <w:rPr>
-                <w:sz w:val="24"/>
-                <w:szCs w:val="24"/>
-              </w:rPr>
-              <w:t xml:space="preserve">Условия  эксплуатации  в  аппаратуре</w:t>
-            </w:r>
-            <w:proofErr w:type="gramEnd"/>
+            <w:r>
+              <w:rPr>
+                <w:sz w:val="24"/>
+                <w:szCs w:val="24"/>
+              </w:rPr>
+              <w:t>Условия эксплуатации в аппаратуре</w:t>
+            </w:r>
           </w:p>
         </w:tc>
         <w:tc>
@@ -14545,6 +14633,9 @@
                 <w:highlight w:val="magenta"/>
               </w:rPr>
             </w:pPr>
+            <w:r>
+              <w:t xml:space="preserve">1</w:t>
+            </w:r>
           </w:p>
         </w:tc>
         <w:tc>
@@ -14817,6 +14908,9 @@
                 <w:lang w:val="en-US"/>
               </w:rPr>
             </w:pPr>
+            <w:r>
+              <w:t xml:space="preserve">2</w:t>
+            </w:r>
           </w:p>
         </w:tc>
         <w:tc>
@@ -15067,6 +15161,9 @@
                 <w:highlight w:val="magenta"/>
               </w:rPr>
             </w:pPr>
+            <w:r>
+              <w:t xml:space="preserve">3</w:t>
+            </w:r>
           </w:p>
         </w:tc>
         <w:tc>
@@ -15116,10 +15213,8 @@
                 <w:sz w:val="24"/>
                 <w:szCs w:val="24"/>
               </w:rPr>
-              <w:t xml:space="preserve">показатель сохраняемости,  лет</w:t>
-            </w:r>
-            <w:proofErr w:type="gramStart"/>
-            <w:proofErr w:type="gramEnd"/>
+              <w:t>показатель сохраняемости, лет</w:t>
+            </w:r>
           </w:p>
         </w:tc>
         <w:tc>
@@ -15329,6 +15424,9 @@
                 <w:lang w:val="en-US"/>
               </w:rPr>
             </w:pPr>
+            <w:r>
+              <w:t xml:space="preserve">4</w:t>
+            </w:r>
           </w:p>
         </w:tc>
         <w:tc>
@@ -15607,6 +15705,9 @@
                 <w:highlight w:val="magenta"/>
               </w:rPr>
             </w:pPr>
+            <w:r>
+              <w:t xml:space="preserve">5</w:t>
+            </w:r>
           </w:p>
         </w:tc>
         <w:tc>
@@ -15863,6 +15964,9 @@
                 <w:highlight w:val="magenta"/>
               </w:rPr>
             </w:pPr>
+            <w:r>
+              <w:t xml:space="preserve">6</w:t>
+            </w:r>
           </w:p>
         </w:tc>
         <w:tc>
@@ -16120,6 +16224,9 @@
                 <w:highlight w:val="magenta"/>
               </w:rPr>
             </w:pPr>
+            <w:r>
+              <w:t xml:space="preserve">7</w:t>
+            </w:r>
           </w:p>
         </w:tc>
         <w:tc>
@@ -16169,10 +16276,8 @@
                 <w:sz w:val="24"/>
                 <w:szCs w:val="24"/>
               </w:rPr>
-              <w:t xml:space="preserve">давление окр. среды</w:t>
-            </w:r>
-            <w:proofErr w:type="spellStart"/>
-            <w:proofErr w:type="spellEnd"/>
+              <w:t>давление окр. среды</w:t>
+            </w:r>
           </w:p>
         </w:tc>
         <w:tc>
@@ -16377,6 +16482,9 @@
                 <w:highlight w:val="magenta"/>
               </w:rPr>
             </w:pPr>
+            <w:r>
+              <w:t xml:space="preserve">8</w:t>
+            </w:r>
           </w:p>
         </w:tc>
         <w:tc>
@@ -16629,6 +16737,9 @@
                 <w:highlight w:val="magenta"/>
               </w:rPr>
             </w:pPr>
+            <w:r>
+              <w:t xml:space="preserve">9</w:t>
+            </w:r>
           </w:p>
         </w:tc>
         <w:tc>
@@ -16893,6 +17004,9 @@
                 <w:highlight w:val="magenta"/>
               </w:rPr>
             </w:pPr>
+            <w:r>
+              <w:t xml:space="preserve">10</w:t>
+            </w:r>
           </w:p>
         </w:tc>
         <w:tc>
@@ -17144,6 +17258,9 @@
                 <w:highlight w:val="magenta"/>
               </w:rPr>
             </w:pPr>
+            <w:r>
+              <w:t xml:space="preserve">11</w:t>
+            </w:r>
           </w:p>
         </w:tc>
         <w:tc>
@@ -17404,6 +17521,9 @@
                 <w:lang w:val="en-US"/>
               </w:rPr>
             </w:pPr>
+            <w:r>
+              <w:t xml:space="preserve">12</w:t>
+            </w:r>
           </w:p>
         </w:tc>
         <w:tc>
@@ -20549,23 +20669,7 @@
                           <w:b/>
                           <w:bCs/>
                         </w:rPr>
-                        <w:t xml:space="preserve">Инв. № </w:t>
-                      </w:r>
-                      <w:proofErr w:type="spellStart"/>
-                      <w:r>
-                        <w:rPr>
-                          <w:b/>
-                          <w:bCs/>
-                        </w:rPr>
-                        <w:t>дубл</w:t>
-                      </w:r>
-                      <w:proofErr w:type="spellEnd"/>
-                      <w:r>
-                        <w:rPr>
-                          <w:b/>
-                          <w:bCs/>
-                        </w:rPr>
-                        <w:t>.</w:t>
+                        <w:t>Инв. № дубл.</w:t>
                       </w:r>
                     </w:p>
                   </wne:txbxContent>
@@ -21048,17 +21152,8 @@
                           <w:b/>
                           <w:bCs/>
                         </w:rPr>
-                        <w:t xml:space="preserve">Формат А3 </w:t>
+                        <w:t>Формат А3 А3</w:t>
                       </w:r>
-                      <w:proofErr w:type="spellStart"/>
-                      <w:r>
-                        <w:rPr>
-                          <w:b/>
-                          <w:bCs/>
-                        </w:rPr>
-                        <w:t>А3</w:t>
-                      </w:r>
-                      <w:proofErr w:type="spellEnd"/>
                       <w:r>
                         <w:rPr>
                           <w:b/>
@@ -21265,21 +21360,12 @@
                           <w:bCs/>
                         </w:rPr>
                       </w:pPr>
-                      <w:proofErr w:type="spellStart"/>
                       <w:r>
                         <w:rPr>
                           <w:b/>
                           <w:bCs/>
                         </w:rPr>
-                        <w:t>Взам</w:t>
-                      </w:r>
-                      <w:proofErr w:type="spellEnd"/>
-                      <w:r>
-                        <w:rPr>
-                          <w:b/>
-                          <w:bCs/>
-                        </w:rPr>
-                        <w:t>. инв.№</w:t>
+                        <w:t>Взам. инв.№</w:t>
                       </w:r>
                     </w:p>
                   </wne:txbxContent>

--- a/tests/OperationMaps.Tests/TestData/Forms/Form4.docx
+++ b/tests/OperationMaps.Tests/TestData/Forms/Form4.docx
@@ -759,57 +759,57 @@
               </w:rPr>
             </w:pPr>
             <w:r>
-              <w:t xml:space="preserve">-</w:t>
-            </w:r>
-          </w:p>
-        </w:tc>
-        <w:tc>
-          <w:tcPr>
-            <w:tcW w:w="180.75pt" w:type="dxa"/>
-            <w:tcBorders>
-              <w:top w:val="single" w:color="auto" w:sz="6" w:space="0"/>
-              <w:start w:val="single" w:color="auto" w:sz="6" w:space="0"/>
-              <w:bottom w:val="single" w:color="auto" w:sz="6" w:space="0"/>
-              <w:end w:val="single" w:color="auto" w:sz="6" w:space="0"/>
-            </w:tcBorders>
-            <w:vAlign w:val="center"/>
-          </w:tcPr>
-          <w:p>
-            <w:pPr>
-              <w:jc w:val="center"/>
-              <w:rPr>
-                <w:sz w:val="24"/>
-                <w:szCs w:val="24"/>
-                <w:highlight w:val="magenta"/>
-              </w:rPr>
-            </w:pPr>
-            <w:r>
-              <w:t xml:space="preserve">-</w:t>
-            </w:r>
-          </w:p>
-        </w:tc>
-        <w:tc>
-          <w:tcPr>
-            <w:tcW w:w="180.75pt" w:type="dxa"/>
-            <w:tcBorders>
-              <w:top w:val="single" w:color="auto" w:sz="6" w:space="0"/>
-              <w:start w:val="single" w:color="auto" w:sz="6" w:space="0"/>
-              <w:bottom w:val="single" w:color="auto" w:sz="6" w:space="0"/>
-              <w:end w:val="single" w:color="auto" w:sz="6" w:space="0"/>
-            </w:tcBorders>
-            <w:vAlign w:val="center"/>
-          </w:tcPr>
-          <w:p>
-            <w:pPr>
-              <w:jc w:val="center"/>
-              <w:rPr>
-                <w:sz w:val="24"/>
-                <w:szCs w:val="24"/>
-                <w:highlight w:val="magenta"/>
-              </w:rPr>
-            </w:pPr>
-            <w:r>
-              <w:t xml:space="preserve">-</w:t>
+              <w:t xml:space="preserve">—</w:t>
+            </w:r>
+          </w:p>
+        </w:tc>
+        <w:tc>
+          <w:tcPr>
+            <w:tcW w:w="180.75pt" w:type="dxa"/>
+            <w:tcBorders>
+              <w:top w:val="single" w:color="auto" w:sz="6" w:space="0"/>
+              <w:start w:val="single" w:color="auto" w:sz="6" w:space="0"/>
+              <w:bottom w:val="single" w:color="auto" w:sz="6" w:space="0"/>
+              <w:end w:val="single" w:color="auto" w:sz="6" w:space="0"/>
+            </w:tcBorders>
+            <w:vAlign w:val="center"/>
+          </w:tcPr>
+          <w:p>
+            <w:pPr>
+              <w:jc w:val="center"/>
+              <w:rPr>
+                <w:sz w:val="24"/>
+                <w:szCs w:val="24"/>
+                <w:highlight w:val="magenta"/>
+              </w:rPr>
+            </w:pPr>
+            <w:r>
+              <w:t xml:space="preserve">—</w:t>
+            </w:r>
+          </w:p>
+        </w:tc>
+        <w:tc>
+          <w:tcPr>
+            <w:tcW w:w="180.75pt" w:type="dxa"/>
+            <w:tcBorders>
+              <w:top w:val="single" w:color="auto" w:sz="6" w:space="0"/>
+              <w:start w:val="single" w:color="auto" w:sz="6" w:space="0"/>
+              <w:bottom w:val="single" w:color="auto" w:sz="6" w:space="0"/>
+              <w:end w:val="single" w:color="auto" w:sz="6" w:space="0"/>
+            </w:tcBorders>
+            <w:vAlign w:val="center"/>
+          </w:tcPr>
+          <w:p>
+            <w:pPr>
+              <w:jc w:val="center"/>
+              <w:rPr>
+                <w:sz w:val="24"/>
+                <w:szCs w:val="24"/>
+                <w:highlight w:val="magenta"/>
+              </w:rPr>
+            </w:pPr>
+            <w:r>
+              <w:t xml:space="preserve">—</w:t>
             </w:r>
           </w:p>
         </w:tc>
@@ -900,7 +900,7 @@
               </w:rPr>
             </w:pPr>
             <w:r>
-              <w:t xml:space="preserve">1</w:t>
+              <w:t xml:space="preserve">—</w:t>
             </w:r>
           </w:p>
         </w:tc>
@@ -1048,7 +1048,7 @@
               </w:rPr>
             </w:pPr>
             <w:r>
-              <w:t xml:space="preserve">150000</w:t>
+              <w:t xml:space="preserve">1</w:t>
             </w:r>
           </w:p>
         </w:tc>
@@ -1184,7 +1184,7 @@
               </w:rPr>
             </w:pPr>
             <w:r>
-              <w:t xml:space="preserve">2</w:t>
+              <w:t xml:space="preserve">—</w:t>
             </w:r>
           </w:p>
         </w:tc>
@@ -1314,7 +1314,7 @@
               </w:rPr>
             </w:pPr>
             <w:r>
-              <w:t xml:space="preserve">25</w:t>
+              <w:t xml:space="preserve">2</w:t>
             </w:r>
           </w:p>
         </w:tc>
@@ -1446,7 +1446,7 @@
               </w:rPr>
             </w:pPr>
             <w:r>
-              <w:t xml:space="preserve">3</w:t>
+              <w:t xml:space="preserve">—</w:t>
             </w:r>
           </w:p>
         </w:tc>
@@ -1554,7 +1554,7 @@
               </w:rPr>
             </w:pPr>
             <w:r>
-              <w:t xml:space="preserve">25</w:t>
+              <w:t xml:space="preserve">3</w:t>
             </w:r>
           </w:p>
         </w:tc>
@@ -1718,7 +1718,7 @@
               </w:rPr>
             </w:pPr>
             <w:r>
-              <w:t xml:space="preserve">4</w:t>
+              <w:t xml:space="preserve">—</w:t>
             </w:r>
           </w:p>
         </w:tc>
@@ -1873,7 +1873,7 @@
               </w:rPr>
             </w:pPr>
             <w:r>
-              <w:t xml:space="preserve">100-10000</w:t>
+              <w:t xml:space="preserve">4</w:t>
             </w:r>
           </w:p>
         </w:tc>
@@ -2008,7 +2008,7 @@
               </w:rPr>
             </w:pPr>
             <w:r>
-              <w:t xml:space="preserve">5</w:t>
+              <w:t xml:space="preserve">—</w:t>
             </w:r>
           </w:p>
         </w:tc>
@@ -2141,7 +2141,7 @@
               </w:rPr>
             </w:pPr>
             <w:r>
-              <w:t xml:space="preserve">175</w:t>
+              <w:t xml:space="preserve">5</w:t>
             </w:r>
           </w:p>
         </w:tc>
@@ -2276,7 +2276,7 @@
               </w:rPr>
             </w:pPr>
             <w:r>
-              <w:t xml:space="preserve">6</w:t>
+              <w:t xml:space="preserve">—</w:t>
             </w:r>
           </w:p>
         </w:tc>
@@ -2382,7 +2382,7 @@
               </w:rPr>
             </w:pPr>
             <w:r>
-              <w:t xml:space="preserve">5000 (500)</w:t>
+              <w:t xml:space="preserve">6</w:t>
             </w:r>
           </w:p>
         </w:tc>
@@ -2545,7 +2545,7 @@
               </w:rPr>
             </w:pPr>
             <w:r>
-              <w:t xml:space="preserve">7</w:t>
+              <w:t xml:space="preserve">—</w:t>
             </w:r>
           </w:p>
         </w:tc>
@@ -2680,7 +2680,7 @@
               </w:rPr>
             </w:pPr>
             <w:r>
-              <w:t xml:space="preserve">10⁻⁶</w:t>
+              <w:t xml:space="preserve">7</w:t>
             </w:r>
           </w:p>
         </w:tc>
@@ -2812,7 +2812,7 @@
               </w:rPr>
             </w:pPr>
             <w:r>
-              <w:t xml:space="preserve">8</w:t>
+              <w:t xml:space="preserve">—</w:t>
             </w:r>
           </w:p>
         </w:tc>
@@ -2944,7 +2944,7 @@
               </w:rPr>
             </w:pPr>
             <w:r>
-              <w:t xml:space="preserve">2,88</w:t>
+              <w:t xml:space="preserve">8</w:t>
             </w:r>
           </w:p>
         </w:tc>
@@ -3076,7 +3076,7 @@
               </w:rPr>
             </w:pPr>
             <w:r>
-              <w:t xml:space="preserve">9</w:t>
+              <w:t xml:space="preserve">—</w:t>
             </w:r>
           </w:p>
         </w:tc>
@@ -3218,7 +3218,7 @@
               </w:rPr>
             </w:pPr>
             <w:r>
-              <w:t xml:space="preserve">−60 (−60)</w:t>
+              <w:t xml:space="preserve">9</w:t>
             </w:r>
           </w:p>
         </w:tc>
@@ -3352,7 +3352,7 @@
               </w:rPr>
             </w:pPr>
             <w:r>
-              <w:t xml:space="preserve">10</w:t>
+              <w:t xml:space="preserve">—</w:t>
             </w:r>
           </w:p>
         </w:tc>
@@ -3481,7 +3481,7 @@
               </w:rPr>
             </w:pPr>
             <w:r>
-              <w:t xml:space="preserve">+85 (+60)</w:t>
+              <w:t xml:space="preserve">10</w:t>
             </w:r>
           </w:p>
         </w:tc>
@@ -3615,7 +3615,7 @@
               </w:rPr>
             </w:pPr>
             <w:r>
-              <w:t xml:space="preserve">11</w:t>
+              <w:t xml:space="preserve">—</w:t>
             </w:r>
           </w:p>
         </w:tc>
@@ -3752,7 +3752,7 @@
               </w:rPr>
             </w:pPr>
             <w:r>
-              <w:t xml:space="preserve">98</w:t>
+              <w:t xml:space="preserve">11</w:t>
             </w:r>
           </w:p>
         </w:tc>
@@ -3887,7 +3887,7 @@
               </w:rPr>
             </w:pPr>
             <w:r>
-              <w:t xml:space="preserve">12</w:t>
+              <w:t xml:space="preserve">—</w:t>
             </w:r>
           </w:p>
         </w:tc>
@@ -4017,7 +4017,7 @@
               </w:rPr>
             </w:pPr>
             <w:r>
-              <w:t xml:space="preserve">—</w:t>
+              <w:t xml:space="preserve">12</w:t>
             </w:r>
           </w:p>
         </w:tc>
@@ -4188,7 +4188,7 @@
               </w:rPr>
             </w:pPr>
             <w:r>
-              <w:t xml:space="preserve">—</w:t>
+              <w:t xml:space="preserve">13</w:t>
             </w:r>
           </w:p>
         </w:tc>
@@ -4355,7 +4355,7 @@
               </w:rPr>
             </w:pPr>
             <w:r>
-              <w:t xml:space="preserve">—</w:t>
+              <w:t xml:space="preserve">14</w:t>
             </w:r>
           </w:p>
         </w:tc>
@@ -5493,7 +5493,7 @@
               </w:rPr>
             </w:pPr>
             <w:r>
-              <w:t xml:space="preserve">1</w:t>
+              <w:t xml:space="preserve">—</w:t>
             </w:r>
           </w:p>
         </w:tc>
@@ -5777,7 +5777,7 @@
               </w:rPr>
             </w:pPr>
             <w:r>
-              <w:t xml:space="preserve">2</w:t>
+              <w:t xml:space="preserve">—</w:t>
             </w:r>
           </w:p>
         </w:tc>
@@ -6039,7 +6039,7 @@
               </w:rPr>
             </w:pPr>
             <w:r>
-              <w:t xml:space="preserve">3</w:t>
+              <w:t xml:space="preserve">—</w:t>
             </w:r>
           </w:p>
         </w:tc>
@@ -6311,7 +6311,7 @@
               </w:rPr>
             </w:pPr>
             <w:r>
-              <w:t xml:space="preserve">4</w:t>
+              <w:t xml:space="preserve">—</w:t>
             </w:r>
           </w:p>
         </w:tc>
@@ -6601,7 +6601,7 @@
               </w:rPr>
             </w:pPr>
             <w:r>
-              <w:t xml:space="preserve">5</w:t>
+              <w:t xml:space="preserve">—</w:t>
             </w:r>
           </w:p>
         </w:tc>
@@ -6869,7 +6869,7 @@
               </w:rPr>
             </w:pPr>
             <w:r>
-              <w:t xml:space="preserve">6</w:t>
+              <w:t xml:space="preserve">—</w:t>
             </w:r>
           </w:p>
         </w:tc>
@@ -7138,7 +7138,7 @@
               </w:rPr>
             </w:pPr>
             <w:r>
-              <w:t xml:space="preserve">7</w:t>
+              <w:t xml:space="preserve">—</w:t>
             </w:r>
           </w:p>
         </w:tc>
@@ -7405,7 +7405,7 @@
               </w:rPr>
             </w:pPr>
             <w:r>
-              <w:t xml:space="preserve">8</w:t>
+              <w:t xml:space="preserve">—</w:t>
             </w:r>
           </w:p>
         </w:tc>
@@ -7669,7 +7669,7 @@
               </w:rPr>
             </w:pPr>
             <w:r>
-              <w:t xml:space="preserve">9</w:t>
+              <w:t xml:space="preserve">—</w:t>
             </w:r>
           </w:p>
         </w:tc>
@@ -7945,7 +7945,7 @@
               </w:rPr>
             </w:pPr>
             <w:r>
-              <w:t xml:space="preserve">10</w:t>
+              <w:t xml:space="preserve">—</w:t>
             </w:r>
           </w:p>
         </w:tc>
@@ -8208,7 +8208,7 @@
               </w:rPr>
             </w:pPr>
             <w:r>
-              <w:t xml:space="preserve">11</w:t>
+              <w:t xml:space="preserve">—</w:t>
             </w:r>
           </w:p>
         </w:tc>
@@ -8480,7 +8480,7 @@
               </w:rPr>
             </w:pPr>
             <w:r>
-              <w:t xml:space="preserve">12</w:t>
+              <w:t xml:space="preserve">—</w:t>
             </w:r>
           </w:p>
         </w:tc>
@@ -10086,7 +10086,7 @@
               </w:rPr>
             </w:pPr>
             <w:r>
-              <w:t xml:space="preserve">1</w:t>
+              <w:t xml:space="preserve">—</w:t>
             </w:r>
           </w:p>
         </w:tc>
@@ -10370,7 +10370,7 @@
               </w:rPr>
             </w:pPr>
             <w:r>
-              <w:t xml:space="preserve">2</w:t>
+              <w:t xml:space="preserve">—</w:t>
             </w:r>
           </w:p>
         </w:tc>
@@ -10632,7 +10632,7 @@
               </w:rPr>
             </w:pPr>
             <w:r>
-              <w:t xml:space="preserve">3</w:t>
+              <w:t xml:space="preserve">—</w:t>
             </w:r>
           </w:p>
         </w:tc>
@@ -10904,7 +10904,7 @@
               </w:rPr>
             </w:pPr>
             <w:r>
-              <w:t xml:space="preserve">4</w:t>
+              <w:t xml:space="preserve">—</w:t>
             </w:r>
           </w:p>
         </w:tc>
@@ -11194,7 +11194,7 @@
               </w:rPr>
             </w:pPr>
             <w:r>
-              <w:t xml:space="preserve">5</w:t>
+              <w:t xml:space="preserve">—</w:t>
             </w:r>
           </w:p>
         </w:tc>
@@ -11462,7 +11462,7 @@
               </w:rPr>
             </w:pPr>
             <w:r>
-              <w:t xml:space="preserve">6</w:t>
+              <w:t xml:space="preserve">—</w:t>
             </w:r>
           </w:p>
         </w:tc>
@@ -11731,7 +11731,7 @@
               </w:rPr>
             </w:pPr>
             <w:r>
-              <w:t xml:space="preserve">7</w:t>
+              <w:t xml:space="preserve">—</w:t>
             </w:r>
           </w:p>
         </w:tc>
@@ -11998,7 +11998,7 @@
               </w:rPr>
             </w:pPr>
             <w:r>
-              <w:t xml:space="preserve">8</w:t>
+              <w:t xml:space="preserve">—</w:t>
             </w:r>
           </w:p>
         </w:tc>
@@ -12262,7 +12262,7 @@
               </w:rPr>
             </w:pPr>
             <w:r>
-              <w:t xml:space="preserve">9</w:t>
+              <w:t xml:space="preserve">—</w:t>
             </w:r>
           </w:p>
         </w:tc>
@@ -12538,7 +12538,7 @@
               </w:rPr>
             </w:pPr>
             <w:r>
-              <w:t xml:space="preserve">10</w:t>
+              <w:t xml:space="preserve">—</w:t>
             </w:r>
           </w:p>
         </w:tc>
@@ -12801,7 +12801,7 @@
               </w:rPr>
             </w:pPr>
             <w:r>
-              <w:t xml:space="preserve">11</w:t>
+              <w:t xml:space="preserve">—</w:t>
             </w:r>
           </w:p>
         </w:tc>
@@ -13073,7 +13073,7 @@
               </w:rPr>
             </w:pPr>
             <w:r>
-              <w:t xml:space="preserve">12</w:t>
+              <w:t xml:space="preserve">—</w:t>
             </w:r>
           </w:p>
         </w:tc>
@@ -14634,7 +14634,7 @@
               </w:rPr>
             </w:pPr>
             <w:r>
-              <w:t xml:space="preserve">1</w:t>
+              <w:t xml:space="preserve">—</w:t>
             </w:r>
           </w:p>
         </w:tc>
@@ -14909,7 +14909,7 @@
               </w:rPr>
             </w:pPr>
             <w:r>
-              <w:t xml:space="preserve">2</w:t>
+              <w:t xml:space="preserve">—</w:t>
             </w:r>
           </w:p>
         </w:tc>
@@ -15162,7 +15162,7 @@
               </w:rPr>
             </w:pPr>
             <w:r>
-              <w:t xml:space="preserve">3</w:t>
+              <w:t xml:space="preserve">—</w:t>
             </w:r>
           </w:p>
         </w:tc>
@@ -15425,7 +15425,7 @@
               </w:rPr>
             </w:pPr>
             <w:r>
-              <w:t xml:space="preserve">4</w:t>
+              <w:t xml:space="preserve">—</w:t>
             </w:r>
           </w:p>
         </w:tc>
@@ -15706,7 +15706,7 @@
               </w:rPr>
             </w:pPr>
             <w:r>
-              <w:t xml:space="preserve">5</w:t>
+              <w:t xml:space="preserve">—</w:t>
             </w:r>
           </w:p>
         </w:tc>
@@ -15965,7 +15965,7 @@
               </w:rPr>
             </w:pPr>
             <w:r>
-              <w:t xml:space="preserve">6</w:t>
+              <w:t xml:space="preserve">—</w:t>
             </w:r>
           </w:p>
         </w:tc>
@@ -16225,7 +16225,7 @@
               </w:rPr>
             </w:pPr>
             <w:r>
-              <w:t xml:space="preserve">7</w:t>
+              <w:t xml:space="preserve">—</w:t>
             </w:r>
           </w:p>
         </w:tc>
@@ -16483,7 +16483,7 @@
               </w:rPr>
             </w:pPr>
             <w:r>
-              <w:t xml:space="preserve">8</w:t>
+              <w:t xml:space="preserve">—</w:t>
             </w:r>
           </w:p>
         </w:tc>
@@ -16738,7 +16738,7 @@
               </w:rPr>
             </w:pPr>
             <w:r>
-              <w:t xml:space="preserve">9</w:t>
+              <w:t xml:space="preserve">—</w:t>
             </w:r>
           </w:p>
         </w:tc>
@@ -17005,7 +17005,7 @@
               </w:rPr>
             </w:pPr>
             <w:r>
-              <w:t xml:space="preserve">10</w:t>
+              <w:t xml:space="preserve">—</w:t>
             </w:r>
           </w:p>
         </w:tc>
@@ -17259,7 +17259,7 @@
               </w:rPr>
             </w:pPr>
             <w:r>
-              <w:t xml:space="preserve">11</w:t>
+              <w:t xml:space="preserve">—</w:t>
             </w:r>
           </w:p>
         </w:tc>
@@ -17522,7 +17522,7 @@
               </w:rPr>
             </w:pPr>
             <w:r>
-              <w:t xml:space="preserve">12</w:t>
+              <w:t xml:space="preserve">—</w:t>
             </w:r>
           </w:p>
         </w:tc>
